--- a/docs/USER_GUIDE.docx
+++ b/docs/USER_GUIDE.docx
@@ -83,7 +83,7 @@
       <w:r>
         <w:fldChar w:fldCharType="separate"/>
       </w:r>
-      <w:hyperlink w:anchor="_Toc244465783" w:history="1">
+      <w:hyperlink w:anchor="_Toc244466810" w:history="1">
         <w:r>
           <w:rPr>
             <w:rStyle w:val="Hyperlink"/>
@@ -110,7 +110,7 @@
             <w:noProof/>
             <w:webHidden/>
           </w:rPr>
-          <w:instrText xml:space="preserve"> PAGEREF _Toc244465783 \h </w:instrText>
+          <w:instrText xml:space="preserve"> PAGEREF _Toc244466810 \h </w:instrText>
         </w:r>
         <w:r>
           <w:rPr>
@@ -151,7 +151,7 @@
           <w:noProof/>
         </w:rPr>
       </w:pPr>
-      <w:hyperlink w:anchor="_Toc244465784" w:history="1">
+      <w:hyperlink w:anchor="_Toc244466811" w:history="1">
         <w:r>
           <w:rPr>
             <w:rStyle w:val="Hyperlink"/>
@@ -178,7 +178,7 @@
             <w:noProof/>
             <w:webHidden/>
           </w:rPr>
-          <w:instrText xml:space="preserve"> PAGEREF _Toc244465784 \h </w:instrText>
+          <w:instrText xml:space="preserve"> PAGEREF _Toc244466811 \h </w:instrText>
         </w:r>
         <w:r>
           <w:rPr>
@@ -219,7 +219,7 @@
           <w:noProof/>
         </w:rPr>
       </w:pPr>
-      <w:hyperlink w:anchor="_Toc244465785" w:history="1">
+      <w:hyperlink w:anchor="_Toc244466812" w:history="1">
         <w:r>
           <w:rPr>
             <w:rStyle w:val="Hyperlink"/>
@@ -246,75 +246,7 @@
             <w:noProof/>
             <w:webHidden/>
           </w:rPr>
-          <w:instrText xml:space="preserve"> PAGEREF _Toc244465785 \h </w:instrText>
-        </w:r>
-        <w:r>
-          <w:rPr>
-            <w:noProof/>
-            <w:webHidden/>
-          </w:rPr>
-        </w:r>
-        <w:r>
-          <w:rPr>
-            <w:noProof/>
-            <w:webHidden/>
-          </w:rPr>
-          <w:fldChar w:fldCharType="separate"/>
-        </w:r>
-        <w:r>
-          <w:rPr>
-            <w:noProof/>
-            <w:webHidden/>
-          </w:rPr>
-          <w:t>3</w:t>
-        </w:r>
-        <w:r>
-          <w:rPr>
-            <w:noProof/>
-            <w:webHidden/>
-          </w:rPr>
-          <w:fldChar w:fldCharType="end"/>
-        </w:r>
-      </w:hyperlink>
-    </w:p>
-    <w:p>
-      <w:pPr>
-        <w:pStyle w:val="TOC1"/>
-        <w:tabs>
-          <w:tab w:val="right" w:leader="dot" w:pos="9344"/>
-        </w:tabs>
-        <w:rPr>
-          <w:noProof/>
-        </w:rPr>
-      </w:pPr>
-      <w:hyperlink w:anchor="_Toc244465786" w:history="1">
-        <w:r>
-          <w:rPr>
-            <w:rStyle w:val="Hyperlink"/>
-            <w:noProof/>
-          </w:rPr>
-          <w:t>3. Полный цикл на примере</w:t>
-        </w:r>
-        <w:r>
-          <w:rPr>
-            <w:noProof/>
-            <w:webHidden/>
-          </w:rPr>
-          <w:tab/>
-        </w:r>
-        <w:r>
-          <w:rPr>
-            <w:noProof/>
-            <w:webHidden/>
-          </w:rPr>
-          <w:fldChar w:fldCharType="begin"/>
-        </w:r>
-        <w:r>
-          <w:rPr>
-            <w:noProof/>
-            <w:webHidden/>
-          </w:rPr>
-          <w:instrText xml:space="preserve"> PAGEREF _Toc244465786 \h </w:instrText>
+          <w:instrText xml:space="preserve"> PAGEREF _Toc244466812 \h </w:instrText>
         </w:r>
         <w:r>
           <w:rPr>
@@ -355,13 +287,13 @@
           <w:noProof/>
         </w:rPr>
       </w:pPr>
-      <w:hyperlink w:anchor="_Toc244465787" w:history="1">
+      <w:hyperlink w:anchor="_Toc244466813" w:history="1">
         <w:r>
           <w:rPr>
             <w:rStyle w:val="Hyperlink"/>
             <w:noProof/>
           </w:rPr>
-          <w:t>4. Разделы подробно</w:t>
+          <w:t>3. Полный цикл на примере</w:t>
         </w:r>
         <w:r>
           <w:rPr>
@@ -382,7 +314,7 @@
             <w:noProof/>
             <w:webHidden/>
           </w:rPr>
-          <w:instrText xml:space="preserve"> PAGEREF _Toc244465787 \h </w:instrText>
+          <w:instrText xml:space="preserve"> PAGEREF _Toc244466813 \h </w:instrText>
         </w:r>
         <w:r>
           <w:rPr>
@@ -415,6 +347,74 @@
     </w:p>
     <w:p>
       <w:pPr>
+        <w:pStyle w:val="TOC1"/>
+        <w:tabs>
+          <w:tab w:val="right" w:leader="dot" w:pos="9344"/>
+        </w:tabs>
+        <w:rPr>
+          <w:noProof/>
+        </w:rPr>
+      </w:pPr>
+      <w:hyperlink w:anchor="_Toc244466814" w:history="1">
+        <w:r>
+          <w:rPr>
+            <w:rStyle w:val="Hyperlink"/>
+            <w:noProof/>
+          </w:rPr>
+          <w:t>4. Разделы подробно</w:t>
+        </w:r>
+        <w:r>
+          <w:rPr>
+            <w:noProof/>
+            <w:webHidden/>
+          </w:rPr>
+          <w:tab/>
+        </w:r>
+        <w:r>
+          <w:rPr>
+            <w:noProof/>
+            <w:webHidden/>
+          </w:rPr>
+          <w:fldChar w:fldCharType="begin"/>
+        </w:r>
+        <w:r>
+          <w:rPr>
+            <w:noProof/>
+            <w:webHidden/>
+          </w:rPr>
+          <w:instrText xml:space="preserve"> PAGEREF _Toc244466814 \h </w:instrText>
+        </w:r>
+        <w:r>
+          <w:rPr>
+            <w:noProof/>
+            <w:webHidden/>
+          </w:rPr>
+        </w:r>
+        <w:r>
+          <w:rPr>
+            <w:noProof/>
+            <w:webHidden/>
+          </w:rPr>
+          <w:fldChar w:fldCharType="separate"/>
+        </w:r>
+        <w:r>
+          <w:rPr>
+            <w:noProof/>
+            <w:webHidden/>
+          </w:rPr>
+          <w:t>5</w:t>
+        </w:r>
+        <w:r>
+          <w:rPr>
+            <w:noProof/>
+            <w:webHidden/>
+          </w:rPr>
+          <w:fldChar w:fldCharType="end"/>
+        </w:r>
+      </w:hyperlink>
+    </w:p>
+    <w:p>
+      <w:pPr>
         <w:pStyle w:val="TOC2"/>
         <w:tabs>
           <w:tab w:val="right" w:leader="dot" w:pos="9344"/>
@@ -423,7 +423,7 @@
           <w:noProof/>
         </w:rPr>
       </w:pPr>
-      <w:hyperlink w:anchor="_Toc244465788" w:history="1">
+      <w:hyperlink w:anchor="_Toc244466815" w:history="1">
         <w:r>
           <w:rPr>
             <w:rStyle w:val="Hyperlink"/>
@@ -450,7 +450,7 @@
             <w:noProof/>
             <w:webHidden/>
           </w:rPr>
-          <w:instrText xml:space="preserve"> PAGEREF _Toc244465788 \h </w:instrText>
+          <w:instrText xml:space="preserve"> PAGEREF _Toc244466815 \h </w:instrText>
         </w:r>
         <w:r>
           <w:rPr>
@@ -470,7 +470,7 @@
             <w:noProof/>
             <w:webHidden/>
           </w:rPr>
-          <w:t>4</w:t>
+          <w:t>5</w:t>
         </w:r>
         <w:r>
           <w:rPr>
@@ -491,7 +491,7 @@
           <w:noProof/>
         </w:rPr>
       </w:pPr>
-      <w:hyperlink w:anchor="_Toc244465789" w:history="1">
+      <w:hyperlink w:anchor="_Toc244466816" w:history="1">
         <w:r>
           <w:rPr>
             <w:rStyle w:val="Hyperlink"/>
@@ -526,7 +526,7 @@
             <w:noProof/>
             <w:webHidden/>
           </w:rPr>
-          <w:instrText xml:space="preserve"> PAGEREF _Toc244465789 \h </w:instrText>
+          <w:instrText xml:space="preserve"> PAGEREF _Toc244466816 \h </w:instrText>
         </w:r>
         <w:r>
           <w:rPr>
@@ -546,7 +546,7 @@
             <w:noProof/>
             <w:webHidden/>
           </w:rPr>
-          <w:t>5</w:t>
+          <w:t>7</w:t>
         </w:r>
         <w:r>
           <w:rPr>
@@ -567,7 +567,7 @@
           <w:noProof/>
         </w:rPr>
       </w:pPr>
-      <w:hyperlink w:anchor="_Toc244465790" w:history="1">
+      <w:hyperlink w:anchor="_Toc244466817" w:history="1">
         <w:r>
           <w:rPr>
             <w:rStyle w:val="Hyperlink"/>
@@ -594,7 +594,7 @@
             <w:noProof/>
             <w:webHidden/>
           </w:rPr>
-          <w:instrText xml:space="preserve"> PAGEREF _Toc244465790 \h </w:instrText>
+          <w:instrText xml:space="preserve"> PAGEREF _Toc244466817 \h </w:instrText>
         </w:r>
         <w:r>
           <w:rPr>
@@ -614,7 +614,7 @@
             <w:noProof/>
             <w:webHidden/>
           </w:rPr>
-          <w:t>5</w:t>
+          <w:t>8</w:t>
         </w:r>
         <w:r>
           <w:rPr>
@@ -635,7 +635,7 @@
           <w:noProof/>
         </w:rPr>
       </w:pPr>
-      <w:hyperlink w:anchor="_Toc244465791" w:history="1">
+      <w:hyperlink w:anchor="_Toc244466818" w:history="1">
         <w:r>
           <w:rPr>
             <w:rStyle w:val="Hyperlink"/>
@@ -662,7 +662,7 @@
             <w:noProof/>
             <w:webHidden/>
           </w:rPr>
-          <w:instrText xml:space="preserve"> PAGEREF _Toc244465791 \h </w:instrText>
+          <w:instrText xml:space="preserve"> PAGEREF _Toc244466818 \h </w:instrText>
         </w:r>
         <w:r>
           <w:rPr>
@@ -682,7 +682,7 @@
             <w:noProof/>
             <w:webHidden/>
           </w:rPr>
-          <w:t>5</w:t>
+          <w:t>9</w:t>
         </w:r>
         <w:r>
           <w:rPr>
@@ -703,7 +703,7 @@
           <w:noProof/>
         </w:rPr>
       </w:pPr>
-      <w:hyperlink w:anchor="_Toc244465792" w:history="1">
+      <w:hyperlink w:anchor="_Toc244466819" w:history="1">
         <w:r>
           <w:rPr>
             <w:rStyle w:val="Hyperlink"/>
@@ -730,7 +730,7 @@
             <w:noProof/>
             <w:webHidden/>
           </w:rPr>
-          <w:instrText xml:space="preserve"> PAGEREF _Toc244465792 \h </w:instrText>
+          <w:instrText xml:space="preserve"> PAGEREF _Toc244466819 \h </w:instrText>
         </w:r>
         <w:r>
           <w:rPr>
@@ -750,7 +750,7 @@
             <w:noProof/>
             <w:webHidden/>
           </w:rPr>
-          <w:t>5</w:t>
+          <w:t>10</w:t>
         </w:r>
         <w:r>
           <w:rPr>
@@ -771,7 +771,7 @@
           <w:noProof/>
         </w:rPr>
       </w:pPr>
-      <w:hyperlink w:anchor="_Toc244465793" w:history="1">
+      <w:hyperlink w:anchor="_Toc244466820" w:history="1">
         <w:r>
           <w:rPr>
             <w:rStyle w:val="Hyperlink"/>
@@ -806,7 +806,7 @@
             <w:noProof/>
             <w:webHidden/>
           </w:rPr>
-          <w:instrText xml:space="preserve"> PAGEREF _Toc244465793 \h </w:instrText>
+          <w:instrText xml:space="preserve"> PAGEREF _Toc244466820 \h </w:instrText>
         </w:r>
         <w:r>
           <w:rPr>
@@ -826,7 +826,7 @@
             <w:noProof/>
             <w:webHidden/>
           </w:rPr>
-          <w:t>6</w:t>
+          <w:t>11</w:t>
         </w:r>
         <w:r>
           <w:rPr>
@@ -847,7 +847,7 @@
           <w:noProof/>
         </w:rPr>
       </w:pPr>
-      <w:hyperlink w:anchor="_Toc244465794" w:history="1">
+      <w:hyperlink w:anchor="_Toc244466821" w:history="1">
         <w:r>
           <w:rPr>
             <w:rStyle w:val="Hyperlink"/>
@@ -874,7 +874,7 @@
             <w:noProof/>
             <w:webHidden/>
           </w:rPr>
-          <w:instrText xml:space="preserve"> PAGEREF _Toc244465794 \h </w:instrText>
+          <w:instrText xml:space="preserve"> PAGEREF _Toc244466821 \h </w:instrText>
         </w:r>
         <w:r>
           <w:rPr>
@@ -894,7 +894,7 @@
             <w:noProof/>
             <w:webHidden/>
           </w:rPr>
-          <w:t>6</w:t>
+          <w:t>13</w:t>
         </w:r>
         <w:r>
           <w:rPr>
@@ -915,7 +915,7 @@
           <w:noProof/>
         </w:rPr>
       </w:pPr>
-      <w:hyperlink w:anchor="_Toc244465795" w:history="1">
+      <w:hyperlink w:anchor="_Toc244466822" w:history="1">
         <w:r>
           <w:rPr>
             <w:rStyle w:val="Hyperlink"/>
@@ -942,7 +942,7 @@
             <w:noProof/>
             <w:webHidden/>
           </w:rPr>
-          <w:instrText xml:space="preserve"> PAGEREF _Toc244465795 \h </w:instrText>
+          <w:instrText xml:space="preserve"> PAGEREF _Toc244466822 \h </w:instrText>
         </w:r>
         <w:r>
           <w:rPr>
@@ -962,7 +962,7 @@
             <w:noProof/>
             <w:webHidden/>
           </w:rPr>
-          <w:t>7</w:t>
+          <w:t>13</w:t>
         </w:r>
         <w:r>
           <w:rPr>
@@ -983,7 +983,7 @@
           <w:noProof/>
         </w:rPr>
       </w:pPr>
-      <w:hyperlink w:anchor="_Toc244465796" w:history="1">
+      <w:hyperlink w:anchor="_Toc244466823" w:history="1">
         <w:r>
           <w:rPr>
             <w:rStyle w:val="Hyperlink"/>
@@ -1010,7 +1010,7 @@
             <w:noProof/>
             <w:webHidden/>
           </w:rPr>
-          <w:instrText xml:space="preserve"> PAGEREF _Toc244465796 \h </w:instrText>
+          <w:instrText xml:space="preserve"> PAGEREF _Toc244466823 \h </w:instrText>
         </w:r>
         <w:r>
           <w:rPr>
@@ -1030,7 +1030,7 @@
             <w:noProof/>
             <w:webHidden/>
           </w:rPr>
-          <w:t>7</w:t>
+          <w:t>15</w:t>
         </w:r>
         <w:r>
           <w:rPr>
@@ -1051,7 +1051,7 @@
           <w:noProof/>
         </w:rPr>
       </w:pPr>
-      <w:hyperlink w:anchor="_Toc244465797" w:history="1">
+      <w:hyperlink w:anchor="_Toc244466824" w:history="1">
         <w:r>
           <w:rPr>
             <w:rStyle w:val="Hyperlink"/>
@@ -1078,7 +1078,7 @@
             <w:noProof/>
             <w:webHidden/>
           </w:rPr>
-          <w:instrText xml:space="preserve"> PAGEREF _Toc244465797 \h </w:instrText>
+          <w:instrText xml:space="preserve"> PAGEREF _Toc244466824 \h </w:instrText>
         </w:r>
         <w:r>
           <w:rPr>
@@ -1098,7 +1098,7 @@
             <w:noProof/>
             <w:webHidden/>
           </w:rPr>
-          <w:t>8</w:t>
+          <w:t>16</w:t>
         </w:r>
         <w:r>
           <w:rPr>
@@ -1119,7 +1119,7 @@
           <w:noProof/>
         </w:rPr>
       </w:pPr>
-      <w:hyperlink w:anchor="_Toc244465798" w:history="1">
+      <w:hyperlink w:anchor="_Toc244466825" w:history="1">
         <w:r>
           <w:rPr>
             <w:rStyle w:val="Hyperlink"/>
@@ -1146,7 +1146,7 @@
             <w:noProof/>
             <w:webHidden/>
           </w:rPr>
-          <w:instrText xml:space="preserve"> PAGEREF _Toc244465798 \h </w:instrText>
+          <w:instrText xml:space="preserve"> PAGEREF _Toc244466825 \h </w:instrText>
         </w:r>
         <w:r>
           <w:rPr>
@@ -1166,7 +1166,7 @@
             <w:noProof/>
             <w:webHidden/>
           </w:rPr>
-          <w:t>8</w:t>
+          <w:t>16</w:t>
         </w:r>
         <w:r>
           <w:rPr>
@@ -1187,7 +1187,7 @@
           <w:noProof/>
         </w:rPr>
       </w:pPr>
-      <w:hyperlink w:anchor="_Toc244465799" w:history="1">
+      <w:hyperlink w:anchor="_Toc244466826" w:history="1">
         <w:r>
           <w:rPr>
             <w:rStyle w:val="Hyperlink"/>
@@ -1214,7 +1214,7 @@
             <w:noProof/>
             <w:webHidden/>
           </w:rPr>
-          <w:instrText xml:space="preserve"> PAGEREF _Toc244465799 \h </w:instrText>
+          <w:instrText xml:space="preserve"> PAGEREF _Toc244466826 \h </w:instrText>
         </w:r>
         <w:r>
           <w:rPr>
@@ -1234,7 +1234,7 @@
             <w:noProof/>
             <w:webHidden/>
           </w:rPr>
-          <w:t>8</w:t>
+          <w:t>16</w:t>
         </w:r>
         <w:r>
           <w:rPr>
@@ -1278,7 +1278,7 @@
       <w:pPr>
         <w:pStyle w:val="Heading1"/>
       </w:pPr>
-      <w:bookmarkStart w:id="0" w:name="_Toc244465783"/>
+      <w:bookmarkStart w:id="0" w:name="_Toc244466810"/>
       <w:r>
         <w:t>1. Вход</w:t>
       </w:r>
@@ -1383,9 +1383,70 @@
     </w:p>
     <w:p>
       <w:pPr>
+        <w:keepNext/>
+        <w:spacing w:before="120"/>
+        <w:jc w:val="center"/>
+      </w:pPr>
+      <w:r>
+        <w:rPr>
+          <w:noProof/>
+        </w:rPr>
+        <w:drawing>
+          <wp:inline distT="0" distB="0" distL="0" distR="0" wp14:anchorId="646029C0" wp14:editId="582E985E">
+            <wp:extent cx="3060000" cy="2712649"/>
+            <wp:effectExtent l="0" t="0" r="0" b="0"/>
+            <wp:docPr id="1" name="Picture 1"/>
+            <wp:cNvGraphicFramePr>
+              <a:graphicFrameLocks xmlns:a="http://schemas.openxmlformats.org/drawingml/2006/main" noChangeAspect="1"/>
+            </wp:cNvGraphicFramePr>
+            <a:graphic xmlns:a="http://schemas.openxmlformats.org/drawingml/2006/main">
+              <a:graphicData uri="http://schemas.openxmlformats.org/drawingml/2006/picture">
+                <pic:pic xmlns:pic="http://schemas.openxmlformats.org/drawingml/2006/picture">
+                  <pic:nvPicPr>
+                    <pic:cNvPr id="0" name="01-login.png"/>
+                    <pic:cNvPicPr/>
+                  </pic:nvPicPr>
+                  <pic:blipFill>
+                    <a:blip r:embed="rId8"/>
+                    <a:stretch>
+                      <a:fillRect/>
+                    </a:stretch>
+                  </pic:blipFill>
+                  <pic:spPr>
+                    <a:xfrm>
+                      <a:off x="0" y="0"/>
+                      <a:ext cx="3060000" cy="2712649"/>
+                    </a:xfrm>
+                    <a:prstGeom prst="rect">
+                      <a:avLst/>
+                    </a:prstGeom>
+                  </pic:spPr>
+                </pic:pic>
+              </a:graphicData>
+            </a:graphic>
+          </wp:inline>
+        </w:drawing>
+      </w:r>
+    </w:p>
+    <w:p>
+      <w:pPr>
+        <w:spacing w:after="200"/>
+        <w:jc w:val="center"/>
+      </w:pPr>
+      <w:r>
+        <w:rPr>
+          <w:i/>
+          <w:color w:val="5A6B62"/>
+          <w:sz w:val="18"/>
+        </w:rPr>
+        <w:t>Вход в платформу</w:t>
+      </w:r>
+    </w:p>
+    <w:p>
+      <w:pPr>
         <w:pStyle w:val="Heading2"/>
       </w:pPr>
-      <w:bookmarkStart w:id="1" w:name="_Toc244465784"/>
+      <w:bookmarkStart w:id="1" w:name="_Toc244466811"/>
       <w:r>
         <w:t>Роли</w:t>
       </w:r>
@@ -1614,7 +1675,7 @@
       <w:pPr>
         <w:pStyle w:val="Heading1"/>
       </w:pPr>
-      <w:bookmarkStart w:id="2" w:name="_Toc244465785"/>
+      <w:bookmarkStart w:id="2" w:name="_Toc244466812"/>
       <w:r>
         <w:t>2. Разделы</w:t>
       </w:r>
@@ -1714,7 +1775,7 @@
               <w:rPr>
                 <w:sz w:val="19"/>
               </w:rPr>
-              <w:t>датасеты, последние эксперименты, открытые вопросы методологии, материалы лаборатории в базе знаний</w:t>
+              <w:t>сводка: статьи, гипотезы, эксперименты, открытые CR; последние эксперименты, открытые вопросы методологии, материалы лаборатории</w:t>
             </w:r>
           </w:p>
         </w:tc>
@@ -1752,7 +1813,20 @@
               <w:rPr>
                 <w:sz w:val="19"/>
               </w:rPr>
-              <w:t>поиск по статьям корпуса (KBRAG), карточка статьи с текстом по фрагментам</w:t>
+              <w:t xml:space="preserve">поиск по статьям корпуса (KBRAG), карточка статьи, </w:t>
+            </w:r>
+            <w:r>
+              <w:rPr>
+                <w:b/>
+                <w:sz w:val="19"/>
+              </w:rPr>
+              <w:t>список датасетов</w:t>
+            </w:r>
+            <w:r>
+              <w:rPr>
+                <w:sz w:val="19"/>
+              </w:rPr>
+              <w:t>, состав корпуса</w:t>
             </w:r>
           </w:p>
         </w:tc>
@@ -1964,7 +2038,6 @@
                 <w:b/>
                 <w:sz w:val="19"/>
               </w:rPr>
-              <w:lastRenderedPageBreak/>
               <w:t>Методология</w:t>
             </w:r>
           </w:p>
@@ -2096,9 +2169,70 @@
     </w:p>
     <w:p>
       <w:pPr>
+        <w:keepNext/>
+        <w:spacing w:before="120"/>
+        <w:jc w:val="center"/>
+      </w:pPr>
+      <w:r>
+        <w:rPr>
+          <w:noProof/>
+        </w:rPr>
+        <w:drawing>
+          <wp:inline distT="0" distB="0" distL="0" distR="0" wp14:anchorId="0E984463" wp14:editId="02845592">
+            <wp:extent cx="5760000" cy="3456674"/>
+            <wp:effectExtent l="0" t="0" r="0" b="0"/>
+            <wp:docPr id="2" name="Picture 2"/>
+            <wp:cNvGraphicFramePr>
+              <a:graphicFrameLocks xmlns:a="http://schemas.openxmlformats.org/drawingml/2006/main" noChangeAspect="1"/>
+            </wp:cNvGraphicFramePr>
+            <a:graphic xmlns:a="http://schemas.openxmlformats.org/drawingml/2006/main">
+              <a:graphicData uri="http://schemas.openxmlformats.org/drawingml/2006/picture">
+                <pic:pic xmlns:pic="http://schemas.openxmlformats.org/drawingml/2006/picture">
+                  <pic:nvPicPr>
+                    <pic:cNvPr id="0" name="02-overview.png"/>
+                    <pic:cNvPicPr/>
+                  </pic:nvPicPr>
+                  <pic:blipFill>
+                    <a:blip r:embed="rId9"/>
+                    <a:stretch>
+                      <a:fillRect/>
+                    </a:stretch>
+                  </pic:blipFill>
+                  <pic:spPr>
+                    <a:xfrm>
+                      <a:off x="0" y="0"/>
+                      <a:ext cx="5760000" cy="3456674"/>
+                    </a:xfrm>
+                    <a:prstGeom prst="rect">
+                      <a:avLst/>
+                    </a:prstGeom>
+                  </pic:spPr>
+                </pic:pic>
+              </a:graphicData>
+            </a:graphic>
+          </wp:inline>
+        </w:drawing>
+      </w:r>
+    </w:p>
+    <w:p>
+      <w:pPr>
+        <w:spacing w:after="200"/>
+        <w:jc w:val="center"/>
+      </w:pPr>
+      <w:r>
+        <w:rPr>
+          <w:i/>
+          <w:color w:val="5A6B62"/>
+          <w:sz w:val="18"/>
+        </w:rPr>
+        <w:t>«Обзор»: меню разделов слева, поиск по базе знаний — в шапке</w:t>
+      </w:r>
+    </w:p>
+    <w:p>
+      <w:pPr>
         <w:pStyle w:val="Heading1"/>
       </w:pPr>
-      <w:bookmarkStart w:id="3" w:name="_Toc244465786"/>
+      <w:bookmarkStart w:id="3" w:name="_Toc244466813"/>
       <w:r>
         <w:t>3. Полный цикл на примере</w:t>
       </w:r>
@@ -2154,6 +2288,7 @@
           <w:b/>
           <w:color w:val="1F5FAD"/>
         </w:rPr>
+        <w:lastRenderedPageBreak/>
         <w:t>2.</w:t>
       </w:r>
       <w:r>
@@ -2305,7 +2440,7 @@
       <w:pPr>
         <w:pStyle w:val="Heading1"/>
       </w:pPr>
-      <w:bookmarkStart w:id="4" w:name="_Toc244465787"/>
+      <w:bookmarkStart w:id="4" w:name="_Toc244466814"/>
       <w:r>
         <w:t>4. Разделы подробно</w:t>
       </w:r>
@@ -2315,7 +2450,7 @@
       <w:pPr>
         <w:pStyle w:val="Heading2"/>
       </w:pPr>
-      <w:bookmarkStart w:id="5" w:name="_Toc244465788"/>
+      <w:bookmarkStart w:id="5" w:name="_Toc244466815"/>
       <w:r>
         <w:t>4.1. База знаний и граф</w:t>
       </w:r>
@@ -2338,6 +2473,67 @@
     </w:p>
     <w:p>
       <w:pPr>
+        <w:keepNext/>
+        <w:spacing w:before="120"/>
+        <w:jc w:val="center"/>
+      </w:pPr>
+      <w:r>
+        <w:rPr>
+          <w:noProof/>
+        </w:rPr>
+        <w:drawing>
+          <wp:inline distT="0" distB="0" distL="0" distR="0" wp14:anchorId="29D38015" wp14:editId="31E56865">
+            <wp:extent cx="5040000" cy="4334862"/>
+            <wp:effectExtent l="0" t="0" r="0" b="0"/>
+            <wp:docPr id="3" name="Picture 3"/>
+            <wp:cNvGraphicFramePr>
+              <a:graphicFrameLocks xmlns:a="http://schemas.openxmlformats.org/drawingml/2006/main" noChangeAspect="1"/>
+            </wp:cNvGraphicFramePr>
+            <a:graphic xmlns:a="http://schemas.openxmlformats.org/drawingml/2006/main">
+              <a:graphicData uri="http://schemas.openxmlformats.org/drawingml/2006/picture">
+                <pic:pic xmlns:pic="http://schemas.openxmlformats.org/drawingml/2006/picture">
+                  <pic:nvPicPr>
+                    <pic:cNvPr id="0" name="03-knowledge-search.png"/>
+                    <pic:cNvPicPr/>
+                  </pic:nvPicPr>
+                  <pic:blipFill>
+                    <a:blip r:embed="rId10"/>
+                    <a:stretch>
+                      <a:fillRect/>
+                    </a:stretch>
+                  </pic:blipFill>
+                  <pic:spPr>
+                    <a:xfrm>
+                      <a:off x="0" y="0"/>
+                      <a:ext cx="5040000" cy="4334862"/>
+                    </a:xfrm>
+                    <a:prstGeom prst="rect">
+                      <a:avLst/>
+                    </a:prstGeom>
+                  </pic:spPr>
+                </pic:pic>
+              </a:graphicData>
+            </a:graphic>
+          </wp:inline>
+        </w:drawing>
+      </w:r>
+    </w:p>
+    <w:p>
+      <w:pPr>
+        <w:spacing w:after="200"/>
+        <w:jc w:val="center"/>
+      </w:pPr>
+      <w:r>
+        <w:rPr>
+          <w:i/>
+          <w:color w:val="5A6B62"/>
+          <w:sz w:val="18"/>
+        </w:rPr>
+        <w:t>Поиск в базе знаний: найденные фрагменты статей со ссылкой «Предложить гипотезу по этой статье»</w:t>
+      </w:r>
+    </w:p>
+    <w:p>
+      <w:pPr>
         <w:pStyle w:val="ListBullet"/>
         <w:spacing w:after="60"/>
       </w:pPr>
@@ -2345,14 +2541,76 @@
         <w:rPr>
           <w:b/>
         </w:rPr>
+        <w:lastRenderedPageBreak/>
         <w:t>Карточка статьи</w:t>
       </w:r>
       <w:r>
-        <w:t xml:space="preserve"> — метаданные, DOI, текст по фрагментам. Кнопка «Связать с экспериментом или изменением методологии» отмечает, как статья связана с работой: «опирается на статью», «проверяет утверждение статьи», «воспроизводит статью», «использует метод статьи».</w:t>
+        <w:t xml:space="preserve"> — метаданные, DOI, текст по фрагментам. «Предложить гипотезу по этой статье» открывает форму гипотезы со ссылкой на статью. Блок «Связать с экспериментом или изменением методологии»: привязать статью к эксперименту («опирается на статью», «проверяет утверждение статьи», «воспроизводит статью», «использует метод статьи») или добавить её основанием к открытому CR («Добавить основание»).</w:t>
       </w:r>
     </w:p>
     <w:p>
       <w:pPr>
+        <w:keepNext/>
+        <w:spacing w:before="120"/>
+        <w:jc w:val="center"/>
+      </w:pPr>
+      <w:r>
+        <w:rPr>
+          <w:noProof/>
+        </w:rPr>
+        <w:drawing>
+          <wp:inline distT="0" distB="0" distL="0" distR="0" wp14:anchorId="48E2AF1A" wp14:editId="3B644C11">
+            <wp:extent cx="5760000" cy="3456674"/>
+            <wp:effectExtent l="0" t="0" r="0" b="0"/>
+            <wp:docPr id="4" name="Picture 4"/>
+            <wp:cNvGraphicFramePr>
+              <a:graphicFrameLocks xmlns:a="http://schemas.openxmlformats.org/drawingml/2006/main" noChangeAspect="1"/>
+            </wp:cNvGraphicFramePr>
+            <a:graphic xmlns:a="http://schemas.openxmlformats.org/drawingml/2006/main">
+              <a:graphicData uri="http://schemas.openxmlformats.org/drawingml/2006/picture">
+                <pic:pic xmlns:pic="http://schemas.openxmlformats.org/drawingml/2006/picture">
+                  <pic:nvPicPr>
+                    <pic:cNvPr id="0" name="04-article.png"/>
+                    <pic:cNvPicPr/>
+                  </pic:nvPicPr>
+                  <pic:blipFill>
+                    <a:blip r:embed="rId11"/>
+                    <a:stretch>
+                      <a:fillRect/>
+                    </a:stretch>
+                  </pic:blipFill>
+                  <pic:spPr>
+                    <a:xfrm>
+                      <a:off x="0" y="0"/>
+                      <a:ext cx="5760000" cy="3456674"/>
+                    </a:xfrm>
+                    <a:prstGeom prst="rect">
+                      <a:avLst/>
+                    </a:prstGeom>
+                  </pic:spPr>
+                </pic:pic>
+              </a:graphicData>
+            </a:graphic>
+          </wp:inline>
+        </w:drawing>
+      </w:r>
+    </w:p>
+    <w:p>
+      <w:pPr>
+        <w:spacing w:after="200"/>
+        <w:jc w:val="center"/>
+      </w:pPr>
+      <w:r>
+        <w:rPr>
+          <w:i/>
+          <w:color w:val="5A6B62"/>
+          <w:sz w:val="18"/>
+        </w:rPr>
+        <w:t>Карточка статьи</w:t>
+      </w:r>
+    </w:p>
+    <w:p>
+      <w:pPr>
         <w:pStyle w:val="ListBullet"/>
         <w:spacing w:after="60"/>
       </w:pPr>
@@ -2395,11 +2653,72 @@
     </w:p>
     <w:p>
       <w:pPr>
+        <w:keepNext/>
+        <w:spacing w:before="120"/>
+        <w:jc w:val="center"/>
+      </w:pPr>
+      <w:r>
+        <w:rPr>
+          <w:noProof/>
+        </w:rPr>
+        <w:lastRenderedPageBreak/>
+        <w:drawing>
+          <wp:inline distT="0" distB="0" distL="0" distR="0" wp14:anchorId="11C6F6EE" wp14:editId="18FBB845">
+            <wp:extent cx="5760000" cy="3456674"/>
+            <wp:effectExtent l="0" t="0" r="0" b="0"/>
+            <wp:docPr id="5" name="Picture 5"/>
+            <wp:cNvGraphicFramePr>
+              <a:graphicFrameLocks xmlns:a="http://schemas.openxmlformats.org/drawingml/2006/main" noChangeAspect="1"/>
+            </wp:cNvGraphicFramePr>
+            <a:graphic xmlns:a="http://schemas.openxmlformats.org/drawingml/2006/main">
+              <a:graphicData uri="http://schemas.openxmlformats.org/drawingml/2006/picture">
+                <pic:pic xmlns:pic="http://schemas.openxmlformats.org/drawingml/2006/picture">
+                  <pic:nvPicPr>
+                    <pic:cNvPr id="0" name="05-graph.png"/>
+                    <pic:cNvPicPr/>
+                  </pic:nvPicPr>
+                  <pic:blipFill>
+                    <a:blip r:embed="rId12"/>
+                    <a:stretch>
+                      <a:fillRect/>
+                    </a:stretch>
+                  </pic:blipFill>
+                  <pic:spPr>
+                    <a:xfrm>
+                      <a:off x="0" y="0"/>
+                      <a:ext cx="5760000" cy="3456674"/>
+                    </a:xfrm>
+                    <a:prstGeom prst="rect">
+                      <a:avLst/>
+                    </a:prstGeom>
+                  </pic:spPr>
+                </pic:pic>
+              </a:graphicData>
+            </a:graphic>
+          </wp:inline>
+        </w:drawing>
+      </w:r>
+    </w:p>
+    <w:p>
+      <w:pPr>
+        <w:spacing w:after="200"/>
+        <w:jc w:val="center"/>
+      </w:pPr>
+      <w:r>
+        <w:rPr>
+          <w:i/>
+          <w:color w:val="5A6B62"/>
+          <w:sz w:val="18"/>
+        </w:rPr>
+        <w:t>Граф связей: щелчок по сущности показывает её факты с цитатами</w:t>
+      </w:r>
+    </w:p>
+    <w:p>
+      <w:pPr>
         <w:pStyle w:val="Heading2"/>
       </w:pPr>
-      <w:bookmarkStart w:id="6" w:name="_Toc244465789"/>
-      <w:r>
-        <w:lastRenderedPageBreak/>
+      <w:bookmarkStart w:id="6" w:name="_Toc244466816"/>
+      <w:r>
         <w:t xml:space="preserve">4.2. Импорт статей </w:t>
       </w:r>
       <w:r>
@@ -2540,9 +2859,71 @@
     </w:p>
     <w:p>
       <w:pPr>
+        <w:keepNext/>
+        <w:spacing w:before="120"/>
+        <w:jc w:val="center"/>
+      </w:pPr>
+      <w:r>
+        <w:rPr>
+          <w:noProof/>
+        </w:rPr>
+        <w:lastRenderedPageBreak/>
+        <w:drawing>
+          <wp:inline distT="0" distB="0" distL="0" distR="0" wp14:anchorId="0BD8DE33" wp14:editId="19D107AC">
+            <wp:extent cx="5760000" cy="3456674"/>
+            <wp:effectExtent l="0" t="0" r="0" b="0"/>
+            <wp:docPr id="6" name="Picture 6"/>
+            <wp:cNvGraphicFramePr>
+              <a:graphicFrameLocks xmlns:a="http://schemas.openxmlformats.org/drawingml/2006/main" noChangeAspect="1"/>
+            </wp:cNvGraphicFramePr>
+            <a:graphic xmlns:a="http://schemas.openxmlformats.org/drawingml/2006/main">
+              <a:graphicData uri="http://schemas.openxmlformats.org/drawingml/2006/picture">
+                <pic:pic xmlns:pic="http://schemas.openxmlformats.org/drawingml/2006/picture">
+                  <pic:nvPicPr>
+                    <pic:cNvPr id="0" name="07-import.png"/>
+                    <pic:cNvPicPr/>
+                  </pic:nvPicPr>
+                  <pic:blipFill>
+                    <a:blip r:embed="rId13"/>
+                    <a:stretch>
+                      <a:fillRect/>
+                    </a:stretch>
+                  </pic:blipFill>
+                  <pic:spPr>
+                    <a:xfrm>
+                      <a:off x="0" y="0"/>
+                      <a:ext cx="5760000" cy="3456674"/>
+                    </a:xfrm>
+                    <a:prstGeom prst="rect">
+                      <a:avLst/>
+                    </a:prstGeom>
+                  </pic:spPr>
+                </pic:pic>
+              </a:graphicData>
+            </a:graphic>
+          </wp:inline>
+        </w:drawing>
+      </w:r>
+    </w:p>
+    <w:p>
+      <w:pPr>
+        <w:spacing w:after="200"/>
+        <w:jc w:val="center"/>
+      </w:pPr>
+      <w:r>
+        <w:rPr>
+          <w:i/>
+          <w:color w:val="5A6B62"/>
+          <w:sz w:val="18"/>
+        </w:rPr>
+        <w:t>Импорт статей — PDF-файлом или по DOI</w:t>
+      </w:r>
+    </w:p>
+    <w:p>
+      <w:pPr>
         <w:pStyle w:val="Heading2"/>
       </w:pPr>
-      <w:bookmarkStart w:id="7" w:name="_Toc244465790"/>
+      <w:bookmarkStart w:id="7" w:name="_Toc244466817"/>
       <w:r>
         <w:t>4.3. Датасеты</w:t>
       </w:r>
@@ -2554,7 +2935,7 @@
         <w:spacing w:after="60"/>
       </w:pPr>
       <w:r>
-        <w:t>Список — на «Обзоре», у каждого датасета своя страница (</w:t>
+        <w:t>Список датасетов — на странице «База знаний» (кнопка «Новый датасет» — researcher). У каждого датасета своя страница (</w:t>
       </w:r>
       <w:r>
         <w:rPr>
@@ -2588,6 +2969,67 @@
     </w:p>
     <w:p>
       <w:pPr>
+        <w:keepNext/>
+        <w:spacing w:before="120"/>
+        <w:jc w:val="center"/>
+      </w:pPr>
+      <w:r>
+        <w:rPr>
+          <w:noProof/>
+        </w:rPr>
+        <w:drawing>
+          <wp:inline distT="0" distB="0" distL="0" distR="0" wp14:anchorId="03200D5B" wp14:editId="7FAD148D">
+            <wp:extent cx="5040000" cy="2558532"/>
+            <wp:effectExtent l="0" t="0" r="0" b="0"/>
+            <wp:docPr id="7" name="Picture 7"/>
+            <wp:cNvGraphicFramePr>
+              <a:graphicFrameLocks xmlns:a="http://schemas.openxmlformats.org/drawingml/2006/main" noChangeAspect="1"/>
+            </wp:cNvGraphicFramePr>
+            <a:graphic xmlns:a="http://schemas.openxmlformats.org/drawingml/2006/main">
+              <a:graphicData uri="http://schemas.openxmlformats.org/drawingml/2006/picture">
+                <pic:pic xmlns:pic="http://schemas.openxmlformats.org/drawingml/2006/picture">
+                  <pic:nvPicPr>
+                    <pic:cNvPr id="0" name="06-datasets.png"/>
+                    <pic:cNvPicPr/>
+                  </pic:nvPicPr>
+                  <pic:blipFill>
+                    <a:blip r:embed="rId14"/>
+                    <a:stretch>
+                      <a:fillRect/>
+                    </a:stretch>
+                  </pic:blipFill>
+                  <pic:spPr>
+                    <a:xfrm>
+                      <a:off x="0" y="0"/>
+                      <a:ext cx="5040000" cy="2558532"/>
+                    </a:xfrm>
+                    <a:prstGeom prst="rect">
+                      <a:avLst/>
+                    </a:prstGeom>
+                  </pic:spPr>
+                </pic:pic>
+              </a:graphicData>
+            </a:graphic>
+          </wp:inline>
+        </w:drawing>
+      </w:r>
+    </w:p>
+    <w:p>
+      <w:pPr>
+        <w:spacing w:after="200"/>
+        <w:jc w:val="center"/>
+      </w:pPr>
+      <w:r>
+        <w:rPr>
+          <w:i/>
+          <w:color w:val="5A6B62"/>
+          <w:sz w:val="18"/>
+        </w:rPr>
+        <w:t>Список датасетов на странице «База знаний»</w:t>
+      </w:r>
+    </w:p>
+    <w:p>
+      <w:pPr>
         <w:pStyle w:val="ListBullet"/>
         <w:spacing w:after="60"/>
       </w:pPr>
@@ -2603,6 +3045,68 @@
     </w:p>
     <w:p>
       <w:pPr>
+        <w:keepNext/>
+        <w:spacing w:before="120"/>
+        <w:jc w:val="center"/>
+      </w:pPr>
+      <w:r>
+        <w:rPr>
+          <w:noProof/>
+        </w:rPr>
+        <w:lastRenderedPageBreak/>
+        <w:drawing>
+          <wp:inline distT="0" distB="0" distL="0" distR="0" wp14:anchorId="2DFA63C8" wp14:editId="79D2B21D">
+            <wp:extent cx="5760000" cy="3456674"/>
+            <wp:effectExtent l="0" t="0" r="0" b="0"/>
+            <wp:docPr id="8" name="Picture 8"/>
+            <wp:cNvGraphicFramePr>
+              <a:graphicFrameLocks xmlns:a="http://schemas.openxmlformats.org/drawingml/2006/main" noChangeAspect="1"/>
+            </wp:cNvGraphicFramePr>
+            <a:graphic xmlns:a="http://schemas.openxmlformats.org/drawingml/2006/main">
+              <a:graphicData uri="http://schemas.openxmlformats.org/drawingml/2006/picture">
+                <pic:pic xmlns:pic="http://schemas.openxmlformats.org/drawingml/2006/picture">
+                  <pic:nvPicPr>
+                    <pic:cNvPr id="0" name="08-dataset.png"/>
+                    <pic:cNvPicPr/>
+                  </pic:nvPicPr>
+                  <pic:blipFill>
+                    <a:blip r:embed="rId15"/>
+                    <a:stretch>
+                      <a:fillRect/>
+                    </a:stretch>
+                  </pic:blipFill>
+                  <pic:spPr>
+                    <a:xfrm>
+                      <a:off x="0" y="0"/>
+                      <a:ext cx="5760000" cy="3456674"/>
+                    </a:xfrm>
+                    <a:prstGeom prst="rect">
+                      <a:avLst/>
+                    </a:prstGeom>
+                  </pic:spPr>
+                </pic:pic>
+              </a:graphicData>
+            </a:graphic>
+          </wp:inline>
+        </w:drawing>
+      </w:r>
+    </w:p>
+    <w:p>
+      <w:pPr>
+        <w:spacing w:after="200"/>
+        <w:jc w:val="center"/>
+      </w:pPr>
+      <w:r>
+        <w:rPr>
+          <w:i/>
+          <w:color w:val="5A6B62"/>
+          <w:sz w:val="18"/>
+        </w:rPr>
+        <w:t>Страница датасета: описание, срезы, новый срез</w:t>
+      </w:r>
+    </w:p>
+    <w:p>
+      <w:pPr>
         <w:pStyle w:val="ListBullet"/>
         <w:spacing w:after="60"/>
       </w:pPr>
@@ -2650,7 +3154,7 @@
       <w:pPr>
         <w:pStyle w:val="Heading2"/>
       </w:pPr>
-      <w:bookmarkStart w:id="8" w:name="_Toc244465791"/>
+      <w:bookmarkStart w:id="8" w:name="_Toc244466818"/>
       <w:r>
         <w:t>4.4. Гипотезы</w:t>
       </w:r>
@@ -2766,9 +3270,71 @@
     </w:p>
     <w:p>
       <w:pPr>
+        <w:keepNext/>
+        <w:spacing w:before="120"/>
+        <w:jc w:val="center"/>
+      </w:pPr>
+      <w:r>
+        <w:rPr>
+          <w:noProof/>
+        </w:rPr>
+        <w:lastRenderedPageBreak/>
+        <w:drawing>
+          <wp:inline distT="0" distB="0" distL="0" distR="0" wp14:anchorId="23080729" wp14:editId="060776DB">
+            <wp:extent cx="5760000" cy="3456674"/>
+            <wp:effectExtent l="0" t="0" r="0" b="0"/>
+            <wp:docPr id="9" name="Picture 9"/>
+            <wp:cNvGraphicFramePr>
+              <a:graphicFrameLocks xmlns:a="http://schemas.openxmlformats.org/drawingml/2006/main" noChangeAspect="1"/>
+            </wp:cNvGraphicFramePr>
+            <a:graphic xmlns:a="http://schemas.openxmlformats.org/drawingml/2006/main">
+              <a:graphicData uri="http://schemas.openxmlformats.org/drawingml/2006/picture">
+                <pic:pic xmlns:pic="http://schemas.openxmlformats.org/drawingml/2006/picture">
+                  <pic:nvPicPr>
+                    <pic:cNvPr id="0" name="09-hypotheses.png"/>
+                    <pic:cNvPicPr/>
+                  </pic:nvPicPr>
+                  <pic:blipFill>
+                    <a:blip r:embed="rId16"/>
+                    <a:stretch>
+                      <a:fillRect/>
+                    </a:stretch>
+                  </pic:blipFill>
+                  <pic:spPr>
+                    <a:xfrm>
+                      <a:off x="0" y="0"/>
+                      <a:ext cx="5760000" cy="3456674"/>
+                    </a:xfrm>
+                    <a:prstGeom prst="rect">
+                      <a:avLst/>
+                    </a:prstGeom>
+                  </pic:spPr>
+                </pic:pic>
+              </a:graphicData>
+            </a:graphic>
+          </wp:inline>
+        </w:drawing>
+      </w:r>
+    </w:p>
+    <w:p>
+      <w:pPr>
+        <w:spacing w:after="200"/>
+        <w:jc w:val="center"/>
+      </w:pPr>
+      <w:r>
+        <w:rPr>
+          <w:i/>
+          <w:color w:val="5A6B62"/>
+          <w:sz w:val="18"/>
+        </w:rPr>
+        <w:t>Гипотезы: фильтры по статусу, опоры, решение рецензента, эксперимент проверки</w:t>
+      </w:r>
+    </w:p>
+    <w:p>
+      <w:pPr>
         <w:pStyle w:val="Heading2"/>
       </w:pPr>
-      <w:bookmarkStart w:id="9" w:name="_Toc244465792"/>
+      <w:bookmarkStart w:id="9" w:name="_Toc244466819"/>
       <w:r>
         <w:t>4.5. Эксперименты</w:t>
       </w:r>
@@ -2791,6 +3357,67 @@
     </w:p>
     <w:p>
       <w:pPr>
+        <w:keepNext/>
+        <w:spacing w:before="120"/>
+        <w:jc w:val="center"/>
+      </w:pPr>
+      <w:r>
+        <w:rPr>
+          <w:noProof/>
+        </w:rPr>
+        <w:drawing>
+          <wp:inline distT="0" distB="0" distL="0" distR="0" wp14:anchorId="6767638F" wp14:editId="0463410A">
+            <wp:extent cx="5760000" cy="3456674"/>
+            <wp:effectExtent l="0" t="0" r="0" b="0"/>
+            <wp:docPr id="10" name="Picture 10"/>
+            <wp:cNvGraphicFramePr>
+              <a:graphicFrameLocks xmlns:a="http://schemas.openxmlformats.org/drawingml/2006/main" noChangeAspect="1"/>
+            </wp:cNvGraphicFramePr>
+            <a:graphic xmlns:a="http://schemas.openxmlformats.org/drawingml/2006/main">
+              <a:graphicData uri="http://schemas.openxmlformats.org/drawingml/2006/picture">
+                <pic:pic xmlns:pic="http://schemas.openxmlformats.org/drawingml/2006/picture">
+                  <pic:nvPicPr>
+                    <pic:cNvPr id="0" name="10-experiments.png"/>
+                    <pic:cNvPicPr/>
+                  </pic:nvPicPr>
+                  <pic:blipFill>
+                    <a:blip r:embed="rId17"/>
+                    <a:stretch>
+                      <a:fillRect/>
+                    </a:stretch>
+                  </pic:blipFill>
+                  <pic:spPr>
+                    <a:xfrm>
+                      <a:off x="0" y="0"/>
+                      <a:ext cx="5760000" cy="3456674"/>
+                    </a:xfrm>
+                    <a:prstGeom prst="rect">
+                      <a:avLst/>
+                    </a:prstGeom>
+                  </pic:spPr>
+                </pic:pic>
+              </a:graphicData>
+            </a:graphic>
+          </wp:inline>
+        </w:drawing>
+      </w:r>
+    </w:p>
+    <w:p>
+      <w:pPr>
+        <w:spacing w:after="200"/>
+        <w:jc w:val="center"/>
+      </w:pPr>
+      <w:r>
+        <w:rPr>
+          <w:i/>
+          <w:color w:val="5A6B62"/>
+          <w:sz w:val="18"/>
+        </w:rPr>
+        <w:t>Реестр экспериментов</w:t>
+      </w:r>
+    </w:p>
+    <w:p>
+      <w:pPr>
         <w:pStyle w:val="ListBullet"/>
         <w:spacing w:after="60"/>
       </w:pPr>
@@ -2819,6 +3446,67 @@
     </w:p>
     <w:p>
       <w:pPr>
+        <w:keepNext/>
+        <w:spacing w:before="120"/>
+        <w:jc w:val="center"/>
+      </w:pPr>
+      <w:r>
+        <w:rPr>
+          <w:noProof/>
+        </w:rPr>
+        <w:drawing>
+          <wp:inline distT="0" distB="0" distL="0" distR="0" wp14:anchorId="6EC2D92C" wp14:editId="44126432">
+            <wp:extent cx="5760000" cy="3456674"/>
+            <wp:effectExtent l="0" t="0" r="0" b="0"/>
+            <wp:docPr id="11" name="Picture 11"/>
+            <wp:cNvGraphicFramePr>
+              <a:graphicFrameLocks xmlns:a="http://schemas.openxmlformats.org/drawingml/2006/main" noChangeAspect="1"/>
+            </wp:cNvGraphicFramePr>
+            <a:graphic xmlns:a="http://schemas.openxmlformats.org/drawingml/2006/main">
+              <a:graphicData uri="http://schemas.openxmlformats.org/drawingml/2006/picture">
+                <pic:pic xmlns:pic="http://schemas.openxmlformats.org/drawingml/2006/picture">
+                  <pic:nvPicPr>
+                    <pic:cNvPr id="0" name="11-experiment.png"/>
+                    <pic:cNvPicPr/>
+                  </pic:nvPicPr>
+                  <pic:blipFill>
+                    <a:blip r:embed="rId18"/>
+                    <a:stretch>
+                      <a:fillRect/>
+                    </a:stretch>
+                  </pic:blipFill>
+                  <pic:spPr>
+                    <a:xfrm>
+                      <a:off x="0" y="0"/>
+                      <a:ext cx="5760000" cy="3456674"/>
+                    </a:xfrm>
+                    <a:prstGeom prst="rect">
+                      <a:avLst/>
+                    </a:prstGeom>
+                  </pic:spPr>
+                </pic:pic>
+              </a:graphicData>
+            </a:graphic>
+          </wp:inline>
+        </w:drawing>
+      </w:r>
+    </w:p>
+    <w:p>
+      <w:pPr>
+        <w:spacing w:after="200"/>
+        <w:jc w:val="center"/>
+      </w:pPr>
+      <w:r>
+        <w:rPr>
+          <w:i/>
+          <w:color w:val="5A6B62"/>
+          <w:sz w:val="18"/>
+        </w:rPr>
+        <w:t>Карточка эксперимента: ключевые цифры, вывод, гипотеза, постановка</w:t>
+      </w:r>
+    </w:p>
+    <w:p>
+      <w:pPr>
         <w:pStyle w:val="ListBullet"/>
         <w:spacing w:after="60"/>
       </w:pPr>
@@ -2869,7 +3557,7 @@
       <w:pPr>
         <w:pStyle w:val="Heading2"/>
       </w:pPr>
-      <w:bookmarkStart w:id="10" w:name="_Toc244465793"/>
+      <w:bookmarkStart w:id="10" w:name="_Toc244466820"/>
       <w:r>
         <w:t xml:space="preserve">4.6. Запуск экспериментов </w:t>
       </w:r>
@@ -3041,6 +3729,68 @@
     </w:p>
     <w:p>
       <w:pPr>
+        <w:keepNext/>
+        <w:spacing w:before="120"/>
+        <w:jc w:val="center"/>
+      </w:pPr>
+      <w:r>
+        <w:rPr>
+          <w:noProof/>
+        </w:rPr>
+        <w:lastRenderedPageBreak/>
+        <w:drawing>
+          <wp:inline distT="0" distB="0" distL="0" distR="0" wp14:anchorId="109AABB5" wp14:editId="18B9F48E">
+            <wp:extent cx="5040000" cy="3949541"/>
+            <wp:effectExtent l="0" t="0" r="0" b="0"/>
+            <wp:docPr id="12" name="Picture 12"/>
+            <wp:cNvGraphicFramePr>
+              <a:graphicFrameLocks xmlns:a="http://schemas.openxmlformats.org/drawingml/2006/main" noChangeAspect="1"/>
+            </wp:cNvGraphicFramePr>
+            <a:graphic xmlns:a="http://schemas.openxmlformats.org/drawingml/2006/main">
+              <a:graphicData uri="http://schemas.openxmlformats.org/drawingml/2006/picture">
+                <pic:pic xmlns:pic="http://schemas.openxmlformats.org/drawingml/2006/picture">
+                  <pic:nvPicPr>
+                    <pic:cNvPr id="0" name="13-run-form.png"/>
+                    <pic:cNvPicPr/>
+                  </pic:nvPicPr>
+                  <pic:blipFill>
+                    <a:blip r:embed="rId19"/>
+                    <a:stretch>
+                      <a:fillRect/>
+                    </a:stretch>
+                  </pic:blipFill>
+                  <pic:spPr>
+                    <a:xfrm>
+                      <a:off x="0" y="0"/>
+                      <a:ext cx="5040000" cy="3949541"/>
+                    </a:xfrm>
+                    <a:prstGeom prst="rect">
+                      <a:avLst/>
+                    </a:prstGeom>
+                  </pic:spPr>
+                </pic:pic>
+              </a:graphicData>
+            </a:graphic>
+          </wp:inline>
+        </w:drawing>
+      </w:r>
+    </w:p>
+    <w:p>
+      <w:pPr>
+        <w:spacing w:after="200"/>
+        <w:jc w:val="center"/>
+      </w:pPr>
+      <w:r>
+        <w:rPr>
+          <w:i/>
+          <w:color w:val="5A6B62"/>
+          <w:sz w:val="18"/>
+        </w:rPr>
+        <w:t>Форма запуска на книге Excel (DS-05): лист «01.2026», выбраны E-, S- и G-рэнки</w:t>
+      </w:r>
+    </w:p>
+    <w:p>
+      <w:pPr>
         <w:tabs>
           <w:tab w:val="left" w:pos="425"/>
         </w:tabs>
@@ -3085,6 +3835,67 @@
     </w:p>
     <w:p>
       <w:pPr>
+        <w:keepNext/>
+        <w:spacing w:before="120"/>
+        <w:jc w:val="center"/>
+      </w:pPr>
+      <w:r>
+        <w:rPr>
+          <w:noProof/>
+        </w:rPr>
+        <w:drawing>
+          <wp:inline distT="0" distB="0" distL="0" distR="0" wp14:anchorId="30E7AF19" wp14:editId="43351ECF">
+            <wp:extent cx="5760000" cy="3456674"/>
+            <wp:effectExtent l="0" t="0" r="0" b="0"/>
+            <wp:docPr id="13" name="Picture 13"/>
+            <wp:cNvGraphicFramePr>
+              <a:graphicFrameLocks xmlns:a="http://schemas.openxmlformats.org/drawingml/2006/main" noChangeAspect="1"/>
+            </wp:cNvGraphicFramePr>
+            <a:graphic xmlns:a="http://schemas.openxmlformats.org/drawingml/2006/main">
+              <a:graphicData uri="http://schemas.openxmlformats.org/drawingml/2006/picture">
+                <pic:pic xmlns:pic="http://schemas.openxmlformats.org/drawingml/2006/picture">
+                  <pic:nvPicPr>
+                    <pic:cNvPr id="0" name="14-run-detail.png"/>
+                    <pic:cNvPicPr/>
+                  </pic:nvPicPr>
+                  <pic:blipFill>
+                    <a:blip r:embed="rId20"/>
+                    <a:stretch>
+                      <a:fillRect/>
+                    </a:stretch>
+                  </pic:blipFill>
+                  <pic:spPr>
+                    <a:xfrm>
+                      <a:off x="0" y="0"/>
+                      <a:ext cx="5760000" cy="3456674"/>
+                    </a:xfrm>
+                    <a:prstGeom prst="rect">
+                      <a:avLst/>
+                    </a:prstGeom>
+                  </pic:spPr>
+                </pic:pic>
+              </a:graphicData>
+            </a:graphic>
+          </wp:inline>
+        </w:drawing>
+      </w:r>
+    </w:p>
+    <w:p>
+      <w:pPr>
+        <w:spacing w:after="200"/>
+        <w:jc w:val="center"/>
+      </w:pPr>
+      <w:r>
+        <w:rPr>
+          <w:i/>
+          <w:color w:val="5A6B62"/>
+          <w:sz w:val="18"/>
+        </w:rPr>
+        <w:t>Страница запуска: ход, параметры и воспроизводимость, метрики, лог</w:t>
+      </w:r>
+    </w:p>
+    <w:p>
+      <w:pPr>
         <w:tabs>
           <w:tab w:val="left" w:pos="425"/>
         </w:tabs>
@@ -3119,8 +3930,9 @@
       <w:pPr>
         <w:pStyle w:val="Heading2"/>
       </w:pPr>
-      <w:bookmarkStart w:id="11" w:name="_Toc244465794"/>
-      <w:r>
+      <w:bookmarkStart w:id="11" w:name="_Toc244466821"/>
+      <w:r>
+        <w:lastRenderedPageBreak/>
         <w:t>4.7. Отчёт об эксперименте</w:t>
       </w:r>
       <w:bookmarkEnd w:id="11"/>
@@ -3316,18 +4128,75 @@
         <w:tab/>
       </w:r>
       <w:r>
-        <w:t xml:space="preserve">Одобренный отчёт попадает в базу знаний (ветка «Отчёты экспериментов»); статус импорта виден на карточке. Если в отчёте есть предложение для методики — Qwen готовит черновик </w:t>
-      </w:r>
-      <w:r>
-        <w:lastRenderedPageBreak/>
-        <w:t>CR (ссылка появится в блоке отчёта); для любого одобренного отчёта можно нажать «Предложить CR по отчёту».</w:t>
+        <w:t>Одобренный отчёт попадает в базу знаний (ветка «Отчёты экспериментов»); статус импорта виден на карточке. Если в отчёте есть предложение для методики — Qwen готовит черновик CR (ссылка появится в блоке отчёта); для любого одобренного отчёта можно нажать «Предложить CR по отчёту».</w:t>
       </w:r>
     </w:p>
     <w:p>
       <w:pPr>
+        <w:keepNext/>
+        <w:spacing w:before="120"/>
+        <w:jc w:val="center"/>
+      </w:pPr>
+      <w:r>
+        <w:rPr>
+          <w:noProof/>
+        </w:rPr>
+        <w:drawing>
+          <wp:inline distT="0" distB="0" distL="0" distR="0" wp14:anchorId="67EBC509" wp14:editId="5AF2E24E">
+            <wp:extent cx="5040000" cy="2381284"/>
+            <wp:effectExtent l="0" t="0" r="0" b="0"/>
+            <wp:docPr id="14" name="Picture 14"/>
+            <wp:cNvGraphicFramePr>
+              <a:graphicFrameLocks xmlns:a="http://schemas.openxmlformats.org/drawingml/2006/main" noChangeAspect="1"/>
+            </wp:cNvGraphicFramePr>
+            <a:graphic xmlns:a="http://schemas.openxmlformats.org/drawingml/2006/main">
+              <a:graphicData uri="http://schemas.openxmlformats.org/drawingml/2006/picture">
+                <pic:pic xmlns:pic="http://schemas.openxmlformats.org/drawingml/2006/picture">
+                  <pic:nvPicPr>
+                    <pic:cNvPr id="0" name="12-report.png"/>
+                    <pic:cNvPicPr/>
+                  </pic:nvPicPr>
+                  <pic:blipFill>
+                    <a:blip r:embed="rId21"/>
+                    <a:stretch>
+                      <a:fillRect/>
+                    </a:stretch>
+                  </pic:blipFill>
+                  <pic:spPr>
+                    <a:xfrm>
+                      <a:off x="0" y="0"/>
+                      <a:ext cx="5040000" cy="2381284"/>
+                    </a:xfrm>
+                    <a:prstGeom prst="rect">
+                      <a:avLst/>
+                    </a:prstGeom>
+                  </pic:spPr>
+                </pic:pic>
+              </a:graphicData>
+            </a:graphic>
+          </wp:inline>
+        </w:drawing>
+      </w:r>
+    </w:p>
+    <w:p>
+      <w:pPr>
+        <w:spacing w:after="200"/>
+        <w:jc w:val="center"/>
+      </w:pPr>
+      <w:r>
+        <w:rPr>
+          <w:i/>
+          <w:color w:val="5A6B62"/>
+          <w:sz w:val="18"/>
+        </w:rPr>
+        <w:t>Отчёт Qwen на карточке эксперимента: черновик, вердикт, выгрузка, «На рецензию»</w:t>
+      </w:r>
+    </w:p>
+    <w:p>
+      <w:pPr>
         <w:pStyle w:val="Heading2"/>
       </w:pPr>
-      <w:bookmarkStart w:id="12" w:name="_Toc244465795"/>
+      <w:bookmarkStart w:id="12" w:name="_Toc244466822"/>
       <w:r>
         <w:t>4.8. Методология и CR</w:t>
       </w:r>
@@ -3355,6 +4224,68 @@
       </w:r>
       <w:r>
         <w:t xml:space="preserve"> (правила) висят на любом узле и действуют на всё, что ниже; «Общие разделы» — на всю методику. У узла видны гипотезы, эксперименты и открытые CR, которые к нему относятся.</w:t>
+      </w:r>
+    </w:p>
+    <w:p>
+      <w:pPr>
+        <w:keepNext/>
+        <w:spacing w:before="120"/>
+        <w:jc w:val="center"/>
+      </w:pPr>
+      <w:r>
+        <w:rPr>
+          <w:noProof/>
+        </w:rPr>
+        <w:lastRenderedPageBreak/>
+        <w:drawing>
+          <wp:inline distT="0" distB="0" distL="0" distR="0" wp14:anchorId="32E0A3BA" wp14:editId="6EF5E4CB">
+            <wp:extent cx="5760000" cy="3456674"/>
+            <wp:effectExtent l="0" t="0" r="0" b="0"/>
+            <wp:docPr id="15" name="Picture 15"/>
+            <wp:cNvGraphicFramePr>
+              <a:graphicFrameLocks xmlns:a="http://schemas.openxmlformats.org/drawingml/2006/main" noChangeAspect="1"/>
+            </wp:cNvGraphicFramePr>
+            <a:graphic xmlns:a="http://schemas.openxmlformats.org/drawingml/2006/main">
+              <a:graphicData uri="http://schemas.openxmlformats.org/drawingml/2006/picture">
+                <pic:pic xmlns:pic="http://schemas.openxmlformats.org/drawingml/2006/picture">
+                  <pic:nvPicPr>
+                    <pic:cNvPr id="0" name="15-methodology.png"/>
+                    <pic:cNvPicPr/>
+                  </pic:nvPicPr>
+                  <pic:blipFill>
+                    <a:blip r:embed="rId22"/>
+                    <a:stretch>
+                      <a:fillRect/>
+                    </a:stretch>
+                  </pic:blipFill>
+                  <pic:spPr>
+                    <a:xfrm>
+                      <a:off x="0" y="0"/>
+                      <a:ext cx="5760000" cy="3456674"/>
+                    </a:xfrm>
+                    <a:prstGeom prst="rect">
+                      <a:avLst/>
+                    </a:prstGeom>
+                  </pic:spPr>
+                </pic:pic>
+              </a:graphicData>
+            </a:graphic>
+          </wp:inline>
+        </w:drawing>
+      </w:r>
+    </w:p>
+    <w:p>
+      <w:pPr>
+        <w:spacing w:after="200"/>
+        <w:jc w:val="center"/>
+      </w:pPr>
+      <w:r>
+        <w:rPr>
+          <w:i/>
+          <w:color w:val="5A6B62"/>
+          <w:sz w:val="18"/>
+        </w:rPr>
+        <w:t>Методология: дерево методики и предложения изменений (CR)</w:t>
       </w:r>
     </w:p>
     <w:p>
@@ -3468,6 +4399,68 @@
     </w:p>
     <w:p>
       <w:pPr>
+        <w:keepNext/>
+        <w:spacing w:before="120"/>
+        <w:jc w:val="center"/>
+      </w:pPr>
+      <w:r>
+        <w:rPr>
+          <w:noProof/>
+        </w:rPr>
+        <w:lastRenderedPageBreak/>
+        <w:drawing>
+          <wp:inline distT="0" distB="0" distL="0" distR="0" wp14:anchorId="6A5731DC" wp14:editId="2E20B757">
+            <wp:extent cx="3060000" cy="3541282"/>
+            <wp:effectExtent l="0" t="0" r="0" b="0"/>
+            <wp:docPr id="16" name="Picture 16"/>
+            <wp:cNvGraphicFramePr>
+              <a:graphicFrameLocks xmlns:a="http://schemas.openxmlformats.org/drawingml/2006/main" noChangeAspect="1"/>
+            </wp:cNvGraphicFramePr>
+            <a:graphic xmlns:a="http://schemas.openxmlformats.org/drawingml/2006/main">
+              <a:graphicData uri="http://schemas.openxmlformats.org/drawingml/2006/picture">
+                <pic:pic xmlns:pic="http://schemas.openxmlformats.org/drawingml/2006/picture">
+                  <pic:nvPicPr>
+                    <pic:cNvPr id="0" name="16-cr.png"/>
+                    <pic:cNvPicPr/>
+                  </pic:nvPicPr>
+                  <pic:blipFill>
+                    <a:blip r:embed="rId23"/>
+                    <a:stretch>
+                      <a:fillRect/>
+                    </a:stretch>
+                  </pic:blipFill>
+                  <pic:spPr>
+                    <a:xfrm>
+                      <a:off x="0" y="0"/>
+                      <a:ext cx="3060000" cy="3541282"/>
+                    </a:xfrm>
+                    <a:prstGeom prst="rect">
+                      <a:avLst/>
+                    </a:prstGeom>
+                  </pic:spPr>
+                </pic:pic>
+              </a:graphicData>
+            </a:graphic>
+          </wp:inline>
+        </w:drawing>
+      </w:r>
+    </w:p>
+    <w:p>
+      <w:pPr>
+        <w:spacing w:after="200"/>
+        <w:jc w:val="center"/>
+      </w:pPr>
+      <w:r>
+        <w:rPr>
+          <w:i/>
+          <w:color w:val="5A6B62"/>
+          <w:sz w:val="18"/>
+        </w:rPr>
+        <w:t>Карточка CR: основание, рецензии и что мешает принятию</w:t>
+      </w:r>
+    </w:p>
+    <w:p>
+      <w:pPr>
         <w:pStyle w:val="ListBullet"/>
         <w:spacing w:after="60"/>
       </w:pPr>
@@ -3557,7 +4550,7 @@
       <w:pPr>
         <w:pStyle w:val="Heading1"/>
       </w:pPr>
-      <w:bookmarkStart w:id="13" w:name="_Toc244465796"/>
+      <w:bookmarkStart w:id="13" w:name="_Toc244466823"/>
       <w:r>
         <w:t>5. Что делает Qwen и чего от неё ждать</w:t>
       </w:r>
@@ -3930,20 +4923,14 @@
     </w:p>
     <w:p>
       <w:r>
+        <w:lastRenderedPageBreak/>
         <w:t xml:space="preserve">Ограничения модели: она может ошибаться в формулировках, переоценивать слабый результат, повторять ограничения вместо выводов. Цифры в отчётах всегда из расчёта, но </w:t>
       </w:r>
       <w:r>
         <w:rPr>
           <w:b/>
         </w:rPr>
-        <w:t xml:space="preserve">текст — </w:t>
-      </w:r>
-      <w:r>
-        <w:rPr>
-          <w:b/>
-        </w:rPr>
-        <w:lastRenderedPageBreak/>
-        <w:t>проверяйте</w:t>
+        <w:t>текст — проверяйте</w:t>
       </w:r>
       <w:r>
         <w:t>. Для некоторых заданий (например, связь ESG с бюджетами регионов и РФ) в корпусе пока нет статей — по ним Qwen гипотез не находит, пока статьи не загружены.</w:t>
@@ -3953,7 +4940,7 @@
       <w:pPr>
         <w:pStyle w:val="Heading1"/>
       </w:pPr>
-      <w:bookmarkStart w:id="14" w:name="_Toc244465797"/>
+      <w:bookmarkStart w:id="14" w:name="_Toc244466824"/>
       <w:r>
         <w:t>6. Для owner</w:t>
       </w:r>
@@ -4032,7 +5019,7 @@
       <w:pPr>
         <w:pStyle w:val="Heading1"/>
       </w:pPr>
-      <w:bookmarkStart w:id="15" w:name="_Toc244465798"/>
+      <w:bookmarkStart w:id="15" w:name="_Toc244466825"/>
       <w:r>
         <w:t>7. Правила, которые соблюдает платформа</w:t>
       </w:r>
@@ -4247,7 +5234,7 @@
       <w:pPr>
         <w:pStyle w:val="Heading1"/>
       </w:pPr>
-      <w:bookmarkStart w:id="16" w:name="_Toc244465799"/>
+      <w:bookmarkStart w:id="16" w:name="_Toc244466826"/>
       <w:r>
         <w:t>8. Если что-то не так</w:t>
       </w:r>
@@ -4631,7 +5618,7 @@
       </w:pPr>
     </w:p>
     <w:sectPr>
-      <w:footerReference w:type="default" r:id="rId8"/>
+      <w:footerReference w:type="default" r:id="rId24"/>
       <w:pgSz w:w="11906" w:h="16838"/>
       <w:pgMar w:top="1134" w:right="1276" w:bottom="1134" w:left="1276" w:header="720" w:footer="720" w:gutter="0"/>
       <w:cols w:space="720"/>
@@ -4890,31 +5877,31 @@
       </w:rPr>
     </w:lvl>
   </w:abstractNum>
-  <w:num w:numId="1" w16cid:durableId="1548449331">
+  <w:num w:numId="1" w16cid:durableId="836918866">
     <w:abstractNumId w:val="8"/>
   </w:num>
-  <w:num w:numId="2" w16cid:durableId="511529518">
+  <w:num w:numId="2" w16cid:durableId="867763562">
     <w:abstractNumId w:val="6"/>
   </w:num>
-  <w:num w:numId="3" w16cid:durableId="18355952">
+  <w:num w:numId="3" w16cid:durableId="1322852323">
     <w:abstractNumId w:val="5"/>
   </w:num>
-  <w:num w:numId="4" w16cid:durableId="569390843">
+  <w:num w:numId="4" w16cid:durableId="1912810407">
     <w:abstractNumId w:val="4"/>
   </w:num>
-  <w:num w:numId="5" w16cid:durableId="1029381233">
+  <w:num w:numId="5" w16cid:durableId="8681227">
     <w:abstractNumId w:val="7"/>
   </w:num>
-  <w:num w:numId="6" w16cid:durableId="81146189">
+  <w:num w:numId="6" w16cid:durableId="478814898">
     <w:abstractNumId w:val="3"/>
   </w:num>
-  <w:num w:numId="7" w16cid:durableId="1773352749">
+  <w:num w:numId="7" w16cid:durableId="153112255">
     <w:abstractNumId w:val="2"/>
   </w:num>
-  <w:num w:numId="8" w16cid:durableId="1154905740">
+  <w:num w:numId="8" w16cid:durableId="985352114">
     <w:abstractNumId w:val="1"/>
   </w:num>
-  <w:num w:numId="9" w16cid:durableId="1922369030">
+  <w:num w:numId="9" w16cid:durableId="1156141856">
     <w:abstractNumId w:val="0"/>
   </w:num>
 </w:numbering>
@@ -16303,7 +17290,7 @@
     <w:autoRedefine/>
     <w:uiPriority w:val="39"/>
     <w:unhideWhenUsed/>
-    <w:rsid w:val="00A541DF"/>
+    <w:rsid w:val="009623ED"/>
     <w:pPr>
       <w:spacing w:after="100"/>
     </w:pPr>
@@ -16315,7 +17302,7 @@
     <w:autoRedefine/>
     <w:uiPriority w:val="39"/>
     <w:unhideWhenUsed/>
-    <w:rsid w:val="00A541DF"/>
+    <w:rsid w:val="009623ED"/>
     <w:pPr>
       <w:spacing w:after="100"/>
       <w:ind w:left="220"/>
@@ -16326,7 +17313,7 @@
     <w:basedOn w:val="DefaultParagraphFont"/>
     <w:uiPriority w:val="99"/>
     <w:unhideWhenUsed/>
-    <w:rsid w:val="00A541DF"/>
+    <w:rsid w:val="009623ED"/>
     <w:rPr>
       <w:color w:val="0000FF" w:themeColor="hyperlink"/>
       <w:u w:val="single"/>
